--- a/curso-obesidad-seda/SEDA_COI_Omidres_Perez_prellenada.docx
+++ b/curso-obesidad-seda/SEDA_COI_Omidres_Perez_prellenada.docx
@@ -829,20 +829,6 @@
     </w:p>
     <w:p>
       <w:pPr>
-        <w:spacing w:after="120"/>
-      </w:pPr>
-      <w:r>
-        <w:rPr>
-          <w:b w:val="0"/>
-          <w:i/>
-          <w:color w:val="6B6B6B"/>
-          <w:sz w:val="16"/>
-        </w:rPr>
-        <w:t>Auspiciantes declarados de este curso: Boehringer Ingelheim, Laboratorios Elea y Laboratorio Saval. Si usted mantiene o mantuvo vínculos con alguno de ellos en los últimos 24 meses, declárelos expresamente en el cuadro anterior. Los auspiciantes no intervienen en la selección de docentes, temas ni contenidos del curso.</w:t>
-      </w:r>
-    </w:p>
-    <w:p>
-      <w:pPr>
         <w:spacing w:before="280" w:after="120"/>
       </w:pPr>
       <w:r>

--- a/curso-obesidad-seda/SEDA_COI_Omidres_Perez_prellenada.docx
+++ b/curso-obesidad-seda/SEDA_COI_Omidres_Perez_prellenada.docx
@@ -174,7 +174,7 @@
               <w:rPr>
                 <w:b w:val="0"/>
               </w:rPr>
-              <w:t>Endocrinología · Medicina Interna</w:t>
+              <w:t>Medicina Interna · Endocrinología y Metabolismo · Diabetología · Telemedicina y salud digital</w:t>
             </w:r>
           </w:p>
         </w:tc>
@@ -205,7 +205,7 @@
               <w:rPr>
                 <w:b w:val="0"/>
               </w:rPr>
-              <w:t>[COMPLETAR: institución donde ejerce]</w:t>
+              <w:t>Hospital Universitario del Río, Cuenca (desde septiembre de 2018). Registro MSP Ecuador 116694452. Investigadora acreditada SENESCYT INV-25-08756.</w:t>
             </w:r>
           </w:p>
         </w:tc>
@@ -725,25 +725,41 @@
           <w:tcPr>
             <w:tcW w:type="dxa" w:w="2436"/>
           </w:tcPr>
-          <w:p/>
+          <w:p>
+            <w:r>
+              <w:t>MEDDI Hub a.s. (Praga, República Checa)</w:t>
+            </w:r>
+          </w:p>
         </w:tc>
         <w:tc>
           <w:tcPr>
             <w:tcW w:type="dxa" w:w="2436"/>
           </w:tcPr>
-          <w:p/>
+          <w:p>
+            <w:r>
+              <w:t>Chief Medical Officer para América Latina y Representante Ecuador–LATAM. Cargo directivo remunerado.</w:t>
+            </w:r>
+          </w:p>
         </w:tc>
         <w:tc>
           <w:tcPr>
             <w:tcW w:type="dxa" w:w="2436"/>
           </w:tcPr>
-          <w:p/>
+          <w:p>
+            <w:r>
+              <w:t>Plataforma de telemedicina. Es el vínculo que guarda relación más directa con el contenido de M7·C1 y M7·C4, que tratan de telemedicina y salud digital. Se mencionará al inicio de ambas grabaciones. No se nombrará la plataforma ni ninguna otra marca comercial durante las clases.</w:t>
+            </w:r>
+          </w:p>
         </w:tc>
         <w:tc>
           <w:tcPr>
             <w:tcW w:type="dxa" w:w="2436"/>
           </w:tcPr>
-          <w:p/>
+          <w:p>
+            <w:r>
+              <w:t>Desde 2021 (representación) y 2022 (CMO LATAM), vigente</w:t>
+            </w:r>
+          </w:p>
         </w:tc>
       </w:tr>
       <w:tr>
@@ -751,25 +767,41 @@
           <w:tcPr>
             <w:tcW w:type="dxa" w:w="2436"/>
           </w:tcPr>
-          <w:p/>
+          <w:p>
+            <w:r>
+              <w:t>Organización Internacional de Telemedicina y Telesalud (OITT)</w:t>
+            </w:r>
+          </w:p>
         </w:tc>
         <w:tc>
           <w:tcPr>
             <w:tcW w:type="dxa" w:w="2436"/>
           </w:tcPr>
-          <w:p/>
+          <w:p>
+            <w:r>
+              <w:t>Presidenta y miembro fundadora. Cargo institucional sin remuneración.</w:t>
+            </w:r>
+          </w:p>
         </w:tc>
         <w:tc>
           <w:tcPr>
             <w:tcW w:type="dxa" w:w="2436"/>
           </w:tcPr>
-          <w:p/>
+          <w:p>
+            <w:r>
+              <w:t>Co-autora de las Guías de Buenas Prácticas en Telemedicina y Diabetes ALAD–OITT 2025 y colaboradora técnica de la Norma Técnica de Telesalud del MSP del Ecuador (Acuerdo Ministerial 00044-2025), documentos que se citan como fuente en M7·C1.</w:t>
+            </w:r>
+          </w:p>
         </w:tc>
         <w:tc>
           <w:tcPr>
             <w:tcW w:type="dxa" w:w="2436"/>
           </w:tcPr>
-          <w:p/>
+          <w:p>
+            <w:r>
+              <w:t>Desde 2022, vigente</w:t>
+            </w:r>
+          </w:p>
         </w:tc>
       </w:tr>
       <w:tr>
@@ -777,25 +809,41 @@
           <w:tcPr>
             <w:tcW w:type="dxa" w:w="2436"/>
           </w:tcPr>
-          <w:p/>
+          <w:p>
+            <w:r>
+              <w:t>Salud eLearning — Universidad Tecnológica del Centro</w:t>
+            </w:r>
+          </w:p>
         </w:tc>
         <w:tc>
           <w:tcPr>
             <w:tcW w:type="dxa" w:w="2436"/>
           </w:tcPr>
-          <w:p/>
+          <w:p>
+            <w:r>
+              <w:t>Directora del Diplomado Internacional de Telemedicina.</w:t>
+            </w:r>
+          </w:p>
         </w:tc>
         <w:tc>
           <w:tcPr>
             <w:tcW w:type="dxa" w:w="2436"/>
           </w:tcPr>
-          <w:p/>
+          <w:p>
+            <w:r>
+              <w:t>Dirección académica de un programa que se dicta en la misma plataforma en la que se aloja este curso.</w:t>
+            </w:r>
+          </w:p>
         </w:tc>
         <w:tc>
           <w:tcPr>
             <w:tcW w:type="dxa" w:w="2436"/>
           </w:tcPr>
-          <w:p/>
+          <w:p>
+            <w:r>
+              <w:t>Desde 2020, vigente</w:t>
+            </w:r>
+          </w:p>
         </w:tc>
       </w:tr>
     </w:tbl>

--- a/curso-obesidad-seda/SEDA_COI_Omidres_Perez_prellenada.docx
+++ b/curso-obesidad-seda/SEDA_COI_Omidres_Perez_prellenada.docx
@@ -648,7 +648,7 @@
               <w:rPr>
                 <w:b w:val="0"/>
               </w:rPr>
-              <w:t>Opera la plataforma saludelearning.com, en la que se dicta este curso. La contratación, facturación y cobro del uso de la plataforma se realizan íntegramente con la compañía, en su cuenta corporativa nacional. La declarante no percibe pago personal alguno vinculado al curso.</w:t>
+              <w:t>Opera la plataforma saludelearning.com, en la que se dicta este curso. El uso de la plataforma lo factura Omisalud y lo paga SEDA directamente a la cuenta corporativa de la compañía en el Ecuador. Los auspiciantes no pagan a Omisalud: su aporte entra a SEDA, que es quien contrata la plataforma. La declarante no percibe pago personal alguno vinculado a este curso y se excusa de la decisión de contratación, que adopta SEDA.</w:t>
             </w:r>
           </w:p>
         </w:tc>

--- a/curso-obesidad-seda/SEDA_COI_Omidres_Perez_prellenada.docx
+++ b/curso-obesidad-seda/SEDA_COI_Omidres_Perez_prellenada.docx
@@ -737,7 +737,7 @@
           </w:tcPr>
           <w:p>
             <w:r>
-              <w:t>Chief Medical Officer para América Latina y Representante Ecuador–LATAM. Cargo directivo remunerado.</w:t>
+              <w:t>Chief Medical Officer para América Latina. Cargo directivo remunerado, ajeno a este curso.</w:t>
             </w:r>
           </w:p>
         </w:tc>
@@ -747,7 +747,7 @@
           </w:tcPr>
           <w:p>
             <w:r>
-              <w:t>Plataforma de telemedicina. Es el vínculo que guarda relación más directa con el contenido de M7·C1 y M7·C4, que tratan de telemedicina y salud digital. Se mencionará al inicio de ambas grabaciones. No se nombrará la plataforma ni ninguna otra marca comercial durante las clases.</w:t>
+              <w:t>Se declara por transparencia, no por relación con el contenido. MEDDI Hub no auspicia este curso, no interviene en él y no remunera a la declarante por su participación. El contenido de M7·C1 y M7·C4 procede de su obra publicada y de su experiencia clínica y docente, no de esta vinculación. No se nombrará ninguna plataforma ni marca comercial durante las clases.</w:t>
             </w:r>
           </w:p>
         </w:tc>

--- a/curso-obesidad-seda/SEDA_COI_Omidres_Perez_prellenada.docx
+++ b/curso-obesidad-seda/SEDA_COI_Omidres_Perez_prellenada.docx
@@ -388,47 +388,6 @@
           </w:p>
         </w:tc>
       </w:tr>
-      <w:tr>
-        <w:tc>
-          <w:tcPr>
-            <w:tcW w:type="dxa" w:w="3249"/>
-          </w:tcPr>
-          <w:p>
-            <w:r>
-              <w:rPr>
-                <w:b w:val="0"/>
-              </w:rPr>
-              <w:t>M7 · C4</w:t>
-            </w:r>
-          </w:p>
-        </w:tc>
-        <w:tc>
-          <w:tcPr>
-            <w:tcW w:type="dxa" w:w="3249"/>
-          </w:tcPr>
-          <w:p>
-            <w:r>
-              <w:rPr>
-                <w:b w:val="0"/>
-              </w:rPr>
-              <w:t>Implementación, ética y seguridad de datos</w:t>
-            </w:r>
-          </w:p>
-        </w:tc>
-        <w:tc>
-          <w:tcPr>
-            <w:tcW w:type="dxa" w:w="3249"/>
-          </w:tcPr>
-          <w:p>
-            <w:r>
-              <w:rPr>
-                <w:b w:val="0"/>
-              </w:rPr>
-              <w:t>jueves 3 de diciembre de 2026</w:t>
-            </w:r>
-          </w:p>
-        </w:tc>
-      </w:tr>
     </w:tbl>
     <w:p>
       <w:pPr>
@@ -747,7 +706,7 @@
           </w:tcPr>
           <w:p>
             <w:r>
-              <w:t>Se declara por transparencia, no por relación con el contenido. MEDDI Hub no auspicia este curso, no interviene en él y no remunera a la declarante por su participación. El contenido de M7·C1 y M7·C4 procede de su obra publicada y de su experiencia clínica y docente, no de esta vinculación. No se nombrará ninguna plataforma ni marca comercial durante las clases.</w:t>
+              <w:t>Se declara por transparencia, no por relación con el contenido. MEDDI Hub no auspicia este curso, no interviene en él y no remunera a la declarante por su participación. El contenido de M7·C1 procede de su obra publicada y de su experiencia clínica y docente, no de esta vinculación. No se nombrará ninguna plataforma ni marca comercial durante las clases.</w:t>
             </w:r>
           </w:p>
         </w:tc>

--- a/curso-obesidad-seda/SEDA_COI_Omidres_Perez_prellenada.docx
+++ b/curso-obesidad-seda/SEDA_COI_Omidres_Perez_prellenada.docx
@@ -607,7 +607,7 @@
               <w:rPr>
                 <w:b w:val="0"/>
               </w:rPr>
-              <w:t>Opera la plataforma saludelearning.com, en la que se dicta este curso. El uso de la plataforma lo factura Omisalud y lo paga SEDA directamente a la cuenta corporativa de la compañía en el Ecuador. Los auspiciantes no pagan a Omisalud: su aporte entra a SEDA, que es quien contrata la plataforma. La declarante no percibe pago personal alguno vinculado a este curso y se excusa de la decisión de contratación, que adopta SEDA.</w:t>
+              <w:t>Opera la plataforma saludelearning.com, en la que se dicta este curso. El uso de la plataforma y su gestión operativa (montaje del curso, soporte a los inscritos, matrículas y certificados) los factura Omisalud y los paga SEDA directamente a la cuenta corporativa de la compañía en el Ecuador. Los auspiciantes no pagan a Omisalud: su aporte entra a SEDA, que es quien contrata la plataforma. La declarante no percibe pago personal alguno vinculado a este curso y se excusa de la decisión de contratación, que adopta SEDA.</w:t>
             </w:r>
           </w:p>
         </w:tc>

--- a/curso-obesidad-seda/SEDA_COI_Omidres_Perez_prellenada.docx
+++ b/curso-obesidad-seda/SEDA_COI_Omidres_Perez_prellenada.docx
@@ -343,6 +343,47 @@
                 <w:sz w:val="18"/>
               </w:rPr>
               <w:t>Fecha de entrega de la grabación</w:t>
+            </w:r>
+          </w:p>
+        </w:tc>
+      </w:tr>
+      <w:tr>
+        <w:tc>
+          <w:tcPr>
+            <w:tcW w:type="dxa" w:w="3249"/>
+          </w:tcPr>
+          <w:p>
+            <w:r>
+              <w:rPr>
+                <w:b w:val="0"/>
+              </w:rPr>
+              <w:t>M3 · C2</w:t>
+            </w:r>
+          </w:p>
+        </w:tc>
+        <w:tc>
+          <w:tcPr>
+            <w:tcW w:type="dxa" w:w="3249"/>
+          </w:tcPr>
+          <w:p>
+            <w:r>
+              <w:rPr>
+                <w:b w:val="0"/>
+              </w:rPr>
+              <w:t>Agonistas del receptor de GLP-1</w:t>
+            </w:r>
+          </w:p>
+        </w:tc>
+        <w:tc>
+          <w:tcPr>
+            <w:tcW w:type="dxa" w:w="3249"/>
+          </w:tcPr>
+          <w:p>
+            <w:r>
+              <w:rPr>
+                <w:b w:val="0"/>
+              </w:rPr>
+              <w:t>jueves 5 de noviembre de 2026</w:t>
             </w:r>
           </w:p>
         </w:tc>
@@ -706,7 +747,7 @@
           </w:tcPr>
           <w:p>
             <w:r>
-              <w:t>Se declara por transparencia, no por relación con el contenido. MEDDI Hub no auspicia este curso, no interviene en él y no remunera a la declarante por su participación. El contenido de M7·C1 procede de su obra publicada y de su experiencia clínica y docente, no de esta vinculación. No se nombrará ninguna plataforma ni marca comercial durante las clases.</w:t>
+              <w:t>Se declara por transparencia, no por relación con el contenido. MEDDI Hub no auspicia este curso, no interviene en él y no remunera a la declarante por su participación. El contenido de sus clases (M3·C2 y M7·C1) procede de la evidencia científica publicada y de su experiencia clínica y docente, no de esta vinculación. No se nombrará ninguna plataforma ni marca comercial durante las clases.</w:t>
             </w:r>
           </w:p>
         </w:tc>
